--- a/Install and Run Files/Confg_File.docx
+++ b/Install and Run Files/Confg_File.docx
@@ -22,7 +22,16 @@
           <w:sz w:val="21"/>
           <w:szCs w:val="21"/>
         </w:rPr>
-        <w:t>const</w:t>
+        <w:t>c</w:t>
+      </w:r>
+      <w:r>
+        <w:rPr>
+          <w:rFonts w:ascii="Consolas" w:eastAsia="Times New Roman" w:hAnsi="Consolas" w:cs="Times New Roman"/>
+          <w:color w:val="CF222E"/>
+          <w:sz w:val="21"/>
+          <w:szCs w:val="21"/>
+        </w:rPr>
+        <w:t>onst</w:t>
       </w:r>
       <w:proofErr w:type="spellEnd"/>
       <w:proofErr w:type="gramEnd"/>
@@ -116,7 +125,18 @@
           <w:sz w:val="21"/>
           <w:szCs w:val="21"/>
         </w:rPr>
-        <w:t>'@playwright/test'</w:t>
+        <w:t>'@playwright/te</w:t>
+      </w:r>
+      <w:bookmarkStart w:id="0" w:name="_GoBack"/>
+      <w:bookmarkEnd w:id="0"/>
+      <w:r>
+        <w:rPr>
+          <w:rFonts w:ascii="Consolas" w:eastAsia="Times New Roman" w:hAnsi="Consolas" w:cs="Times New Roman"/>
+          <w:color w:val="0A3069"/>
+          <w:sz w:val="21"/>
+          <w:szCs w:val="21"/>
+        </w:rPr>
+        <w:t>st'</w:t>
       </w:r>
       <w:r>
         <w:rPr>
@@ -311,18 +331,6 @@
           <w:szCs w:val="21"/>
         </w:rPr>
       </w:pPr>
-    </w:p>
-    <w:p>
-      <w:pPr>
-        <w:shd w:val="clear" w:color="auto" w:fill="FFFFFF"/>
-        <w:spacing w:after="0" w:line="285" w:lineRule="atLeast"/>
-        <w:rPr>
-          <w:rFonts w:ascii="Consolas" w:eastAsia="Times New Roman" w:hAnsi="Consolas" w:cs="Times New Roman"/>
-          <w:color w:val="202020"/>
-          <w:sz w:val="21"/>
-          <w:szCs w:val="21"/>
-        </w:rPr>
-      </w:pPr>
       <w:r>
         <w:rPr>
           <w:rFonts w:ascii="Consolas" w:eastAsia="Times New Roman" w:hAnsi="Consolas" w:cs="Times New Roman"/>
@@ -393,18 +401,6 @@
           <w:szCs w:val="21"/>
         </w:rPr>
       </w:pPr>
-    </w:p>
-    <w:p>
-      <w:pPr>
-        <w:shd w:val="clear" w:color="auto" w:fill="FFFFFF"/>
-        <w:spacing w:after="0" w:line="285" w:lineRule="atLeast"/>
-        <w:rPr>
-          <w:rFonts w:ascii="Consolas" w:eastAsia="Times New Roman" w:hAnsi="Consolas" w:cs="Times New Roman"/>
-          <w:color w:val="202020"/>
-          <w:sz w:val="21"/>
-          <w:szCs w:val="21"/>
-        </w:rPr>
-      </w:pPr>
       <w:r>
         <w:rPr>
           <w:rFonts w:ascii="Consolas" w:eastAsia="Times New Roman" w:hAnsi="Consolas" w:cs="Times New Roman"/>
@@ -493,18 +489,6 @@
           <w:szCs w:val="21"/>
         </w:rPr>
       </w:pPr>
-    </w:p>
-    <w:p>
-      <w:pPr>
-        <w:shd w:val="clear" w:color="auto" w:fill="FFFFFF"/>
-        <w:spacing w:after="0" w:line="285" w:lineRule="atLeast"/>
-        <w:rPr>
-          <w:rFonts w:ascii="Consolas" w:eastAsia="Times New Roman" w:hAnsi="Consolas" w:cs="Times New Roman"/>
-          <w:color w:val="202020"/>
-          <w:sz w:val="21"/>
-          <w:szCs w:val="21"/>
-        </w:rPr>
-      </w:pPr>
       <w:r>
         <w:rPr>
           <w:rFonts w:ascii="Consolas" w:eastAsia="Times New Roman" w:hAnsi="Consolas" w:cs="Times New Roman"/>
@@ -647,18 +631,6 @@
           <w:szCs w:val="21"/>
         </w:rPr>
       </w:pPr>
-    </w:p>
-    <w:p>
-      <w:pPr>
-        <w:shd w:val="clear" w:color="auto" w:fill="FFFFFF"/>
-        <w:spacing w:after="0" w:line="285" w:lineRule="atLeast"/>
-        <w:rPr>
-          <w:rFonts w:ascii="Consolas" w:eastAsia="Times New Roman" w:hAnsi="Consolas" w:cs="Times New Roman"/>
-          <w:color w:val="202020"/>
-          <w:sz w:val="21"/>
-          <w:szCs w:val="21"/>
-        </w:rPr>
-      </w:pPr>
       <w:r>
         <w:rPr>
           <w:rFonts w:ascii="Consolas" w:eastAsia="Times New Roman" w:hAnsi="Consolas" w:cs="Times New Roman"/>
@@ -820,7 +792,7 @@
           <w:sz w:val="21"/>
           <w:szCs w:val="21"/>
         </w:rPr>
-        <w:t> </w:t>
+        <w:t xml:space="preserve">  </w:t>
       </w:r>
       <w:proofErr w:type="gramStart"/>
       <w:r>
@@ -889,6 +861,65 @@
           <w:sz w:val="21"/>
           <w:szCs w:val="21"/>
         </w:rPr>
+        <w:t>'html</w:t>
+      </w:r>
+      <w:proofErr w:type="gramEnd"/>
+      <w:r>
+        <w:rPr>
+          <w:rFonts w:ascii="Consolas" w:eastAsia="Times New Roman" w:hAnsi="Consolas" w:cs="Times New Roman"/>
+          <w:color w:val="0A3069"/>
+          <w:sz w:val="21"/>
+          <w:szCs w:val="21"/>
+        </w:rPr>
+        <w:t>'</w:t>
+      </w:r>
+      <w:r>
+        <w:rPr>
+          <w:rFonts w:ascii="Consolas" w:eastAsia="Times New Roman" w:hAnsi="Consolas" w:cs="Times New Roman"/>
+          <w:color w:val="1F2328"/>
+          <w:sz w:val="21"/>
+          <w:szCs w:val="21"/>
+        </w:rPr>
+        <w:t>],</w:t>
+      </w:r>
+    </w:p>
+    <w:p>
+      <w:pPr>
+        <w:shd w:val="clear" w:color="auto" w:fill="FFFFFF"/>
+        <w:spacing w:after="0" w:line="285" w:lineRule="atLeast"/>
+        <w:rPr>
+          <w:rFonts w:ascii="Consolas" w:eastAsia="Times New Roman" w:hAnsi="Consolas" w:cs="Times New Roman"/>
+          <w:color w:val="202020"/>
+          <w:sz w:val="21"/>
+          <w:szCs w:val="21"/>
+        </w:rPr>
+      </w:pPr>
+      <w:r>
+        <w:rPr>
+          <w:rFonts w:ascii="Consolas" w:eastAsia="Times New Roman" w:hAnsi="Consolas" w:cs="Times New Roman"/>
+          <w:color w:val="1F2328"/>
+          <w:sz w:val="21"/>
+          <w:szCs w:val="21"/>
+        </w:rPr>
+        <w:t xml:space="preserve">    </w:t>
+      </w:r>
+      <w:proofErr w:type="gramStart"/>
+      <w:r>
+        <w:rPr>
+          <w:rFonts w:ascii="Consolas" w:eastAsia="Times New Roman" w:hAnsi="Consolas" w:cs="Times New Roman"/>
+          <w:color w:val="1F2328"/>
+          <w:sz w:val="21"/>
+          <w:szCs w:val="21"/>
+        </w:rPr>
+        <w:t>[</w:t>
+      </w:r>
+      <w:r>
+        <w:rPr>
+          <w:rFonts w:ascii="Consolas" w:eastAsia="Times New Roman" w:hAnsi="Consolas" w:cs="Times New Roman"/>
+          <w:color w:val="0A3069"/>
+          <w:sz w:val="21"/>
+          <w:szCs w:val="21"/>
+        </w:rPr>
         <w:t>'allure-playwright</w:t>
       </w:r>
       <w:proofErr w:type="gramEnd"/>
@@ -908,28 +939,278 @@
           <w:sz w:val="21"/>
           <w:szCs w:val="21"/>
         </w:rPr>
-        <w:t>]</w:t>
-      </w:r>
-    </w:p>
-    <w:p>
-      <w:pPr>
-        <w:shd w:val="clear" w:color="auto" w:fill="FFFFFF"/>
-        <w:spacing w:after="0" w:line="285" w:lineRule="atLeast"/>
-        <w:rPr>
-          <w:rFonts w:ascii="Consolas" w:eastAsia="Times New Roman" w:hAnsi="Consolas" w:cs="Times New Roman"/>
-          <w:color w:val="202020"/>
-          <w:sz w:val="21"/>
-          <w:szCs w:val="21"/>
-        </w:rPr>
-      </w:pPr>
-      <w:r>
-        <w:rPr>
-          <w:rFonts w:ascii="Consolas" w:eastAsia="Times New Roman" w:hAnsi="Consolas" w:cs="Times New Roman"/>
-          <w:color w:val="1F2328"/>
-          <w:sz w:val="21"/>
-          <w:szCs w:val="21"/>
-        </w:rPr>
-        <w:t>]</w:t>
+        <w:t>],</w:t>
+      </w:r>
+    </w:p>
+    <w:p>
+      <w:pPr>
+        <w:shd w:val="clear" w:color="auto" w:fill="FFFFFF"/>
+        <w:spacing w:after="0" w:line="285" w:lineRule="atLeast"/>
+        <w:rPr>
+          <w:rFonts w:ascii="Consolas" w:eastAsia="Times New Roman" w:hAnsi="Consolas" w:cs="Times New Roman"/>
+          <w:color w:val="202020"/>
+          <w:sz w:val="21"/>
+          <w:szCs w:val="21"/>
+        </w:rPr>
+      </w:pPr>
+      <w:r>
+        <w:rPr>
+          <w:rFonts w:ascii="Consolas" w:eastAsia="Times New Roman" w:hAnsi="Consolas" w:cs="Times New Roman"/>
+          <w:color w:val="1F2328"/>
+          <w:sz w:val="21"/>
+          <w:szCs w:val="21"/>
+        </w:rPr>
+        <w:t>    [</w:t>
+      </w:r>
+      <w:r>
+        <w:rPr>
+          <w:rFonts w:ascii="Consolas" w:eastAsia="Times New Roman" w:hAnsi="Consolas" w:cs="Times New Roman"/>
+          <w:color w:val="0A3069"/>
+          <w:sz w:val="21"/>
+          <w:szCs w:val="21"/>
+        </w:rPr>
+        <w:t>'html'</w:t>
+      </w:r>
+      <w:r>
+        <w:rPr>
+          <w:rFonts w:ascii="Consolas" w:eastAsia="Times New Roman" w:hAnsi="Consolas" w:cs="Times New Roman"/>
+          <w:color w:val="1F2328"/>
+          <w:sz w:val="21"/>
+          <w:szCs w:val="21"/>
+        </w:rPr>
+        <w:t xml:space="preserve">, </w:t>
+      </w:r>
+      <w:proofErr w:type="gramStart"/>
+      <w:r>
+        <w:rPr>
+          <w:rFonts w:ascii="Consolas" w:eastAsia="Times New Roman" w:hAnsi="Consolas" w:cs="Times New Roman"/>
+          <w:color w:val="1F2328"/>
+          <w:sz w:val="21"/>
+          <w:szCs w:val="21"/>
+        </w:rPr>
+        <w:t xml:space="preserve">{ </w:t>
+      </w:r>
+      <w:proofErr w:type="spellStart"/>
+      <w:r>
+        <w:rPr>
+          <w:rFonts w:ascii="Consolas" w:eastAsia="Times New Roman" w:hAnsi="Consolas" w:cs="Times New Roman"/>
+          <w:color w:val="1F2328"/>
+          <w:sz w:val="21"/>
+          <w:szCs w:val="21"/>
+        </w:rPr>
+        <w:t>outputFolder</w:t>
+      </w:r>
+      <w:proofErr w:type="spellEnd"/>
+      <w:proofErr w:type="gramEnd"/>
+      <w:r>
+        <w:rPr>
+          <w:rFonts w:ascii="Consolas" w:eastAsia="Times New Roman" w:hAnsi="Consolas" w:cs="Times New Roman"/>
+          <w:color w:val="001080"/>
+          <w:sz w:val="21"/>
+          <w:szCs w:val="21"/>
+        </w:rPr>
+        <w:t>:</w:t>
+      </w:r>
+      <w:r>
+        <w:rPr>
+          <w:rFonts w:ascii="Consolas" w:eastAsia="Times New Roman" w:hAnsi="Consolas" w:cs="Times New Roman"/>
+          <w:color w:val="1F2328"/>
+          <w:sz w:val="21"/>
+          <w:szCs w:val="21"/>
+        </w:rPr>
+        <w:t xml:space="preserve"> </w:t>
+      </w:r>
+      <w:r>
+        <w:rPr>
+          <w:rFonts w:ascii="Consolas" w:eastAsia="Times New Roman" w:hAnsi="Consolas" w:cs="Times New Roman"/>
+          <w:color w:val="0A3069"/>
+          <w:sz w:val="21"/>
+          <w:szCs w:val="21"/>
+        </w:rPr>
+        <w:t>'playwright-report'</w:t>
+      </w:r>
+      <w:r>
+        <w:rPr>
+          <w:rFonts w:ascii="Consolas" w:eastAsia="Times New Roman" w:hAnsi="Consolas" w:cs="Times New Roman"/>
+          <w:color w:val="1F2328"/>
+          <w:sz w:val="21"/>
+          <w:szCs w:val="21"/>
+        </w:rPr>
+        <w:t>, open</w:t>
+      </w:r>
+      <w:r>
+        <w:rPr>
+          <w:rFonts w:ascii="Consolas" w:eastAsia="Times New Roman" w:hAnsi="Consolas" w:cs="Times New Roman"/>
+          <w:color w:val="001080"/>
+          <w:sz w:val="21"/>
+          <w:szCs w:val="21"/>
+        </w:rPr>
+        <w:t>:</w:t>
+      </w:r>
+      <w:r>
+        <w:rPr>
+          <w:rFonts w:ascii="Consolas" w:eastAsia="Times New Roman" w:hAnsi="Consolas" w:cs="Times New Roman"/>
+          <w:color w:val="1F2328"/>
+          <w:sz w:val="21"/>
+          <w:szCs w:val="21"/>
+        </w:rPr>
+        <w:t xml:space="preserve"> </w:t>
+      </w:r>
+      <w:r>
+        <w:rPr>
+          <w:rFonts w:ascii="Consolas" w:eastAsia="Times New Roman" w:hAnsi="Consolas" w:cs="Times New Roman"/>
+          <w:color w:val="0A3069"/>
+          <w:sz w:val="21"/>
+          <w:szCs w:val="21"/>
+        </w:rPr>
+        <w:t>'never'</w:t>
+      </w:r>
+      <w:r>
+        <w:rPr>
+          <w:rFonts w:ascii="Consolas" w:eastAsia="Times New Roman" w:hAnsi="Consolas" w:cs="Times New Roman"/>
+          <w:color w:val="1F2328"/>
+          <w:sz w:val="21"/>
+          <w:szCs w:val="21"/>
+        </w:rPr>
+        <w:t xml:space="preserve"> }],</w:t>
+      </w:r>
+    </w:p>
+    <w:p>
+      <w:pPr>
+        <w:shd w:val="clear" w:color="auto" w:fill="FFFFFF"/>
+        <w:spacing w:after="0" w:line="285" w:lineRule="atLeast"/>
+        <w:rPr>
+          <w:rFonts w:ascii="Consolas" w:eastAsia="Times New Roman" w:hAnsi="Consolas" w:cs="Times New Roman"/>
+          <w:color w:val="202020"/>
+          <w:sz w:val="21"/>
+          <w:szCs w:val="21"/>
+        </w:rPr>
+      </w:pPr>
+      <w:r>
+        <w:rPr>
+          <w:rFonts w:ascii="Consolas" w:eastAsia="Times New Roman" w:hAnsi="Consolas" w:cs="Times New Roman"/>
+          <w:color w:val="1F2328"/>
+          <w:sz w:val="21"/>
+          <w:szCs w:val="21"/>
+        </w:rPr>
+        <w:t>    [</w:t>
+      </w:r>
+      <w:r>
+        <w:rPr>
+          <w:rFonts w:ascii="Consolas" w:eastAsia="Times New Roman" w:hAnsi="Consolas" w:cs="Times New Roman"/>
+          <w:color w:val="0A3069"/>
+          <w:sz w:val="21"/>
+          <w:szCs w:val="21"/>
+        </w:rPr>
+        <w:t>'</w:t>
+      </w:r>
+      <w:proofErr w:type="spellStart"/>
+      <w:r>
+        <w:rPr>
+          <w:rFonts w:ascii="Consolas" w:eastAsia="Times New Roman" w:hAnsi="Consolas" w:cs="Times New Roman"/>
+          <w:color w:val="0A3069"/>
+          <w:sz w:val="21"/>
+          <w:szCs w:val="21"/>
+        </w:rPr>
+        <w:t>junit</w:t>
+      </w:r>
+      <w:proofErr w:type="spellEnd"/>
+      <w:r>
+        <w:rPr>
+          <w:rFonts w:ascii="Consolas" w:eastAsia="Times New Roman" w:hAnsi="Consolas" w:cs="Times New Roman"/>
+          <w:color w:val="0A3069"/>
+          <w:sz w:val="21"/>
+          <w:szCs w:val="21"/>
+        </w:rPr>
+        <w:t>'</w:t>
+      </w:r>
+      <w:r>
+        <w:rPr>
+          <w:rFonts w:ascii="Consolas" w:eastAsia="Times New Roman" w:hAnsi="Consolas" w:cs="Times New Roman"/>
+          <w:color w:val="1F2328"/>
+          <w:sz w:val="21"/>
+          <w:szCs w:val="21"/>
+        </w:rPr>
+        <w:t xml:space="preserve">, </w:t>
+      </w:r>
+      <w:proofErr w:type="gramStart"/>
+      <w:r>
+        <w:rPr>
+          <w:rFonts w:ascii="Consolas" w:eastAsia="Times New Roman" w:hAnsi="Consolas" w:cs="Times New Roman"/>
+          <w:color w:val="1F2328"/>
+          <w:sz w:val="21"/>
+          <w:szCs w:val="21"/>
+        </w:rPr>
+        <w:t xml:space="preserve">{ </w:t>
+      </w:r>
+      <w:proofErr w:type="spellStart"/>
+      <w:r>
+        <w:rPr>
+          <w:rFonts w:ascii="Consolas" w:eastAsia="Times New Roman" w:hAnsi="Consolas" w:cs="Times New Roman"/>
+          <w:color w:val="1F2328"/>
+          <w:sz w:val="21"/>
+          <w:szCs w:val="21"/>
+        </w:rPr>
+        <w:t>outputFile</w:t>
+      </w:r>
+      <w:proofErr w:type="spellEnd"/>
+      <w:proofErr w:type="gramEnd"/>
+      <w:r>
+        <w:rPr>
+          <w:rFonts w:ascii="Consolas" w:eastAsia="Times New Roman" w:hAnsi="Consolas" w:cs="Times New Roman"/>
+          <w:color w:val="001080"/>
+          <w:sz w:val="21"/>
+          <w:szCs w:val="21"/>
+        </w:rPr>
+        <w:t>:</w:t>
+      </w:r>
+      <w:r>
+        <w:rPr>
+          <w:rFonts w:ascii="Consolas" w:eastAsia="Times New Roman" w:hAnsi="Consolas" w:cs="Times New Roman"/>
+          <w:color w:val="1F2328"/>
+          <w:sz w:val="21"/>
+          <w:szCs w:val="21"/>
+        </w:rPr>
+        <w:t xml:space="preserve"> </w:t>
+      </w:r>
+      <w:r>
+        <w:rPr>
+          <w:rFonts w:ascii="Consolas" w:eastAsia="Times New Roman" w:hAnsi="Consolas" w:cs="Times New Roman"/>
+          <w:color w:val="0A3069"/>
+          <w:sz w:val="21"/>
+          <w:szCs w:val="21"/>
+        </w:rPr>
+        <w:t>'junit-reporter.xml'</w:t>
+      </w:r>
+      <w:r>
+        <w:rPr>
+          <w:rFonts w:ascii="Consolas" w:eastAsia="Times New Roman" w:hAnsi="Consolas" w:cs="Times New Roman"/>
+          <w:color w:val="1F2328"/>
+          <w:sz w:val="21"/>
+          <w:szCs w:val="21"/>
+        </w:rPr>
+        <w:t xml:space="preserve"> }]</w:t>
+      </w:r>
+    </w:p>
+    <w:p>
+      <w:pPr>
+        <w:shd w:val="clear" w:color="auto" w:fill="FFFFFF"/>
+        <w:spacing w:after="0" w:line="285" w:lineRule="atLeast"/>
+        <w:rPr>
+          <w:rFonts w:ascii="Consolas" w:eastAsia="Times New Roman" w:hAnsi="Consolas" w:cs="Times New Roman"/>
+          <w:color w:val="202020"/>
+          <w:sz w:val="21"/>
+          <w:szCs w:val="21"/>
+        </w:rPr>
+      </w:pPr>
+      <w:r>
+        <w:rPr>
+          <w:rFonts w:ascii="Consolas" w:eastAsia="Times New Roman" w:hAnsi="Consolas" w:cs="Times New Roman"/>
+          <w:color w:val="1F2328"/>
+          <w:sz w:val="21"/>
+          <w:szCs w:val="21"/>
+        </w:rPr>
+        <w:t>  ]</w:t>
       </w:r>
       <w:r>
         <w:rPr>
@@ -1358,28 +1639,7 @@
           <w:sz w:val="21"/>
           <w:szCs w:val="21"/>
         </w:rPr>
-        <w:t xml:space="preserve"> {</w:t>
-      </w:r>
-    </w:p>
-    <w:p>
-      <w:pPr>
-        <w:shd w:val="clear" w:color="auto" w:fill="FFFFFF"/>
-        <w:spacing w:after="0" w:line="285" w:lineRule="atLeast"/>
-        <w:rPr>
-          <w:rFonts w:ascii="Consolas" w:eastAsia="Times New Roman" w:hAnsi="Consolas" w:cs="Times New Roman"/>
-          <w:color w:val="202020"/>
-          <w:sz w:val="21"/>
-          <w:szCs w:val="21"/>
-        </w:rPr>
-      </w:pPr>
-      <w:r>
-        <w:rPr>
-          <w:rFonts w:ascii="Consolas" w:eastAsia="Times New Roman" w:hAnsi="Consolas" w:cs="Times New Roman"/>
-          <w:color w:val="1F2328"/>
-          <w:sz w:val="21"/>
-          <w:szCs w:val="21"/>
-        </w:rPr>
-        <w:t xml:space="preserve">        </w:t>
+        <w:t xml:space="preserve"> { </w:t>
       </w:r>
       <w:r>
         <w:rPr>
@@ -1390,7 +1650,6 @@
         </w:rPr>
         <w:t>...</w:t>
       </w:r>
-      <w:proofErr w:type="gramStart"/>
       <w:r>
         <w:rPr>
           <w:rFonts w:ascii="Consolas" w:eastAsia="Times New Roman" w:hAnsi="Consolas" w:cs="Times New Roman"/>
@@ -1409,7 +1668,6 @@
         </w:rPr>
         <w:t>[</w:t>
       </w:r>
-      <w:proofErr w:type="gramEnd"/>
       <w:r>
         <w:rPr>
           <w:rFonts w:ascii="Consolas" w:eastAsia="Times New Roman" w:hAnsi="Consolas" w:cs="Times New Roman"/>
@@ -1426,28 +1684,7 @@
           <w:sz w:val="21"/>
           <w:szCs w:val="21"/>
         </w:rPr>
-        <w:t>]</w:t>
-      </w:r>
-    </w:p>
-    <w:p>
-      <w:pPr>
-        <w:shd w:val="clear" w:color="auto" w:fill="FFFFFF"/>
-        <w:spacing w:after="0" w:line="285" w:lineRule="atLeast"/>
-        <w:rPr>
-          <w:rFonts w:ascii="Consolas" w:eastAsia="Times New Roman" w:hAnsi="Consolas" w:cs="Times New Roman"/>
-          <w:color w:val="202020"/>
-          <w:sz w:val="21"/>
-          <w:szCs w:val="21"/>
-        </w:rPr>
-      </w:pPr>
-      <w:r>
-        <w:rPr>
-          <w:rFonts w:ascii="Consolas" w:eastAsia="Times New Roman" w:hAnsi="Consolas" w:cs="Times New Roman"/>
-          <w:color w:val="1F2328"/>
-          <w:sz w:val="21"/>
-          <w:szCs w:val="21"/>
-        </w:rPr>
-        <w:t>      }</w:t>
+        <w:t>] }</w:t>
       </w:r>
     </w:p>
     <w:p>
@@ -1513,10 +1750,7 @@
         <w:t>});</w:t>
       </w:r>
     </w:p>
-    <w:p>
-      <w:bookmarkStart w:id="0" w:name="_GoBack"/>
-      <w:bookmarkEnd w:id="0"/>
-    </w:p>
+    <w:p/>
     <w:sectPr>
       <w:pgSz w:w="12240" w:h="15840"/>
       <w:pgMar w:top="1440" w:right="1440" w:bottom="1440" w:left="1440" w:header="720" w:footer="720" w:gutter="0"/>
